--- a/Part V - The Remembering.docx
+++ b/Part V - The Remembering.docx
@@ -1225,7 +1225,7 @@
           <w:rFonts w:ascii="Georgia" w:hAnsi="Georgia"/>
           <w:sz w:val="24"/>
         </w:rPr>
-        <w:t xml:space="preserve"> — if our father had done that, would the void have filled? Would the bridge have built itself? Would the music have arrived?</w:t>
+        <w:t xml:space="preserve"> — if our father had done that, would the void have filled? Would the bridge have built itself? Would the music have arrived?"</w:t>
       </w:r>
     </w:p>
     <w:p>
